--- a/klagomål/A 45855-2024 FSC-klagomål.docx
+++ b/klagomål/A 45855-2024 FSC-klagomål.docx
@@ -178,7 +178,7 @@
       <w:r>
         <w:drawing>
           <wp:inline xmlns:a="http://schemas.openxmlformats.org/drawingml/2006/main" xmlns:pic="http://schemas.openxmlformats.org/drawingml/2006/picture">
-            <wp:extent cx="5267818" cy="5724000"/>
+            <wp:extent cx="5164912" cy="5724000"/>
             <wp:docPr id="1" name="Picture 1"/>
             <wp:cNvGraphicFramePr>
               <a:graphicFrameLocks noChangeAspect="1"/>
@@ -199,7 +199,7 @@
                   <pic:spPr>
                     <a:xfrm>
                       <a:off x="0" y="0"/>
-                      <a:ext cx="5267818" cy="5724000"/>
+                      <a:ext cx="5164912" cy="5724000"/>
                     </a:xfrm>
                     <a:prstGeom prst="rect"/>
                   </pic:spPr>
@@ -216,12 +216,12 @@
         <w:spacing w:after="240"/>
       </w:pPr>
       <w:r>
-        <w:t>Figur 1. Fyndplatser för naturvårdsarter i och inom 23 meter från avverkningsanmälan. Markörer utan svart kant är placerade på fyndplatsen. Markörer med svart kant är placerade vid sidan av fyndplatsen och har ett svart streck som visar fyndplatsens exakta position. Kartans mittpunktskoordinat är N 7062111, E 394564 i SWEREF 99 TM.</w:t>
+        <w:t>Figur 1. Fyndplatser för naturvårdsarter i och inom 25 meter från avverkningsanmälan. Markörer utan svart kant är placerade på fyndplatsen. Markörer med svart kant är placerade vid sidan av fyndplatsen och har ett svart streck som visar fyndplatsens exakta position. Kartans mittpunktskoordinat är N 7062111, E 394564 i SWEREF 99 TM.</w:t>
       </w:r>
     </w:p>
     <w:p>
       <w:r>
-        <w:t>I och inom 23 meter från avverkningsanmälan finns fynd av 24 naturvårdsarter, varav 13 är rödlistade, 4 är fridlysta, 15 är typiska (T) och 11 är signalarter (S): garnlav (VU, T), mörk kådsvartspik (VU), norsk näverlav (VU), violett guldvinge (VU, §4a), gammelgransskål (NT, T), kavernularia (NT), liten svartspik (NT), nordlig nållav (NT), rödbrun blekspik (NT, T), skrovellav (NT, T), talltita (NT, §4), tretåig hackspett (NT, T, §4), vitgrynig nållav (NT), barkkornlav (S, T), kambräken (S, T), luddlav (S, T), mörk husmossa (S, T), rostfläck (S, T), spindelblomster (S, T, §8), stuplav (S, T), trubbfjädermossa (S, T), trådticka (S, T), vedticka (S, T) och västlig hakmossa (S). Se Figur 1.</w:t>
+        <w:t>I och inom 25 meter från avverkningsanmälan finns fynd av 28 naturvårdsarter, varav 13 är rödlistade, 7 är fridlysta, 16 är typiska (T) och 12 är signalarter (S): garnlav (VU, T), mörk kådsvartspik (VU), norsk näverlav (VU), violett guldvinge (VU, §4a), gammelgransskål (NT, T), kavernularia (NT), liten svartspik (NT), nordlig nållav (NT), rödbrun blekspik (NT, T), skrovellav (NT, T), talltita (NT, §4), tretåig hackspett (NT, T, §4), vitgrynig nållav (NT), barkkornlav (S, T), kambräken (S, T), luddlav (S, T), mörk husmossa (S, T), rostfläck (S, T), spindelblomster (S, T, §8), stuplav (S, T), trubbfjädermossa (S, T), trådticka (S, T), tvåblad (S, §8), vedticka (S, T), västlig hakmossa (S), brudborste (T), brudsporre (§8) och fläcknycklar (§8). Se Figur 1.</w:t>
       </w:r>
     </w:p>
     <w:p>
@@ -805,6 +805,35 @@
       </w:r>
     </w:p>
     <w:p>
+      <w:r>
+        <w:rPr>
+          <w:b/>
+        </w:rPr>
+        <w:t>Brudborste</w:t>
+      </w:r>
+      <w:r>
+        <w:t xml:space="preserve"> är typisk art för </w:t>
+      </w:r>
+      <w:r>
+        <w:rPr>
+          <w:i/>
+        </w:rPr>
+        <w:t xml:space="preserve">9050 Näringsrik granskog, 9040 Fjällbjörkskog, 6530 Lövängar, 6430 Högörtängar </w:t>
+      </w:r>
+      <w:r>
+        <w:t xml:space="preserve">och </w:t>
+      </w:r>
+      <w:r>
+        <w:rPr>
+          <w:i/>
+        </w:rPr>
+        <w:t>6510 Slåtterängar i låglandet</w:t>
+      </w:r>
+      <w:r>
+        <w:t xml:space="preserve"> (SLU Artdatabanken, 2025).</w:t>
+      </w:r>
+    </w:p>
+    <w:p>
       <w:pPr>
         <w:pStyle w:val="Heading1"/>
       </w:pPr>
@@ -918,7 +947,7 @@
         <w:rPr>
           <w:i/>
         </w:rPr>
-        <w:t>I det avverkningsanmälda skogsområdet har 24 rödlistade arter och signalarter påträffats. Detta ska jämföras med Skogsstyrelsens uppföljning 2017 av nyckelbiotoper som visade att man i genomsnitt hittar 20,6 olika rödlistade arter och signalarter i en nyckelbiotop (Wijk, S. 2017. Biologisk mångfald i nyckelbiotoper – Resultat från inventeringen “Uppföljning biologisk mångfald” 2009–2015. Rapport 4/2017 Skogsstyrelsen, Jönköping).</w:t>
+        <w:t>I det avverkningsanmälda skogsområdet har 25 rödlistade arter och signalarter påträffats. Detta ska jämföras med Skogsstyrelsens uppföljning 2017 av nyckelbiotoper som visade att man i genomsnitt hittar 20,6 olika rödlistade arter och signalarter i en nyckelbiotop (Wijk, S. 2017. Biologisk mångfald i nyckelbiotoper – Resultat från inventeringen “Uppföljning biologisk mångfald” 2009–2015. Rapport 4/2017 Skogsstyrelsen, Jönköping).</w:t>
       </w:r>
     </w:p>
     <w:p>
@@ -947,7 +976,7 @@
         <w:rPr>
           <w:i/>
         </w:rPr>
-        <w:t>I det avverkningsanmälda skogsområdet har 24 naturvårdsarter varav 13 rödlistade arter sina livsmiljöer och växtplatser.</w:t>
+        <w:t>I det avverkningsanmälda skogsområdet har 28 naturvårdsarter varav 13 rödlistade arter sina livsmiljöer och växtplatser.</w:t>
       </w:r>
     </w:p>
     <w:p>
@@ -1596,7 +1625,7 @@
     <w:r>
       <w:tab/>
       <w:tab/>
-      <w:t>2026-09-14</w:t>
+      <w:t>2026-09-15</w:t>
       <w:br/>
       <w:br/>
     </w:r>

--- a/klagomål/A 45855-2024 FSC-klagomål.docx
+++ b/klagomål/A 45855-2024 FSC-klagomål.docx
@@ -1625,7 +1625,7 @@
     <w:r>
       <w:tab/>
       <w:tab/>
-      <w:t>2026-09-15</w:t>
+      <w:t>2026-09-16</w:t>
       <w:br/>
       <w:br/>
     </w:r>

--- a/klagomål/A 45855-2024 FSC-klagomål.docx
+++ b/klagomål/A 45855-2024 FSC-klagomål.docx
@@ -1625,7 +1625,7 @@
     <w:r>
       <w:tab/>
       <w:tab/>
-      <w:t>2026-09-16</w:t>
+      <w:t>2026-09-17</w:t>
       <w:br/>
       <w:br/>
     </w:r>

--- a/klagomål/A 45855-2024 FSC-klagomål.docx
+++ b/klagomål/A 45855-2024 FSC-klagomål.docx
@@ -1625,7 +1625,7 @@
     <w:r>
       <w:tab/>
       <w:tab/>
-      <w:t>2026-09-17</w:t>
+      <w:t>2026-09-18</w:t>
       <w:br/>
       <w:br/>
     </w:r>

--- a/klagomål/A 45855-2024 FSC-klagomål.docx
+++ b/klagomål/A 45855-2024 FSC-klagomål.docx
@@ -1625,7 +1625,7 @@
     <w:r>
       <w:tab/>
       <w:tab/>
-      <w:t>2026-09-18</w:t>
+      <w:t>2026-09-19</w:t>
       <w:br/>
       <w:br/>
     </w:r>

--- a/klagomål/A 45855-2024 FSC-klagomål.docx
+++ b/klagomål/A 45855-2024 FSC-klagomål.docx
@@ -1625,7 +1625,7 @@
     <w:r>
       <w:tab/>
       <w:tab/>
-      <w:t>2026-09-19</w:t>
+      <w:t>2026-09-21</w:t>
       <w:br/>
       <w:br/>
     </w:r>

--- a/klagomål/A 45855-2024 FSC-klagomål.docx
+++ b/klagomål/A 45855-2024 FSC-klagomål.docx
@@ -1625,7 +1625,7 @@
     <w:r>
       <w:tab/>
       <w:tab/>
-      <w:t>2026-09-21</w:t>
+      <w:t>2026-09-23</w:t>
       <w:br/>
       <w:br/>
     </w:r>

--- a/klagomål/A 45855-2024 FSC-klagomål.docx
+++ b/klagomål/A 45855-2024 FSC-klagomål.docx
@@ -1625,7 +1625,7 @@
     <w:r>
       <w:tab/>
       <w:tab/>
-      <w:t>2026-09-23</w:t>
+      <w:t>2026-09-24</w:t>
       <w:br/>
       <w:br/>
     </w:r>

--- a/klagomål/A 45855-2024 FSC-klagomål.docx
+++ b/klagomål/A 45855-2024 FSC-klagomål.docx
@@ -1625,7 +1625,7 @@
     <w:r>
       <w:tab/>
       <w:tab/>
-      <w:t>2026-09-24</w:t>
+      <w:t>2026-09-25</w:t>
       <w:br/>
       <w:br/>
     </w:r>

--- a/klagomål/A 45855-2024 FSC-klagomål.docx
+++ b/klagomål/A 45855-2024 FSC-klagomål.docx
@@ -1625,7 +1625,7 @@
     <w:r>
       <w:tab/>
       <w:tab/>
-      <w:t>2026-09-25</w:t>
+      <w:t>2026-09-26</w:t>
       <w:br/>
       <w:br/>
     </w:r>

--- a/klagomål/A 45855-2024 FSC-klagomål.docx
+++ b/klagomål/A 45855-2024 FSC-klagomål.docx
@@ -1625,7 +1625,7 @@
     <w:r>
       <w:tab/>
       <w:tab/>
-      <w:t>2026-09-26</w:t>
+      <w:t>2026-09-27</w:t>
       <w:br/>
       <w:br/>
     </w:r>

--- a/klagomål/A 45855-2024 FSC-klagomål.docx
+++ b/klagomål/A 45855-2024 FSC-klagomål.docx
@@ -1625,7 +1625,7 @@
     <w:r>
       <w:tab/>
       <w:tab/>
-      <w:t>2026-09-27</w:t>
+      <w:t>2026-09-28</w:t>
       <w:br/>
       <w:br/>
     </w:r>

--- a/klagomål/A 45855-2024 FSC-klagomål.docx
+++ b/klagomål/A 45855-2024 FSC-klagomål.docx
@@ -1625,7 +1625,7 @@
     <w:r>
       <w:tab/>
       <w:tab/>
-      <w:t>2026-09-28</w:t>
+      <w:t>2026-09-29</w:t>
       <w:br/>
       <w:br/>
     </w:r>

--- a/klagomål/A 45855-2024 FSC-klagomål.docx
+++ b/klagomål/A 45855-2024 FSC-klagomål.docx
@@ -1625,7 +1625,7 @@
     <w:r>
       <w:tab/>
       <w:tab/>
-      <w:t>2026-09-29</w:t>
+      <w:t>2026-09-30</w:t>
       <w:br/>
       <w:br/>
     </w:r>

--- a/klagomål/A 45855-2024 FSC-klagomål.docx
+++ b/klagomål/A 45855-2024 FSC-klagomål.docx
@@ -1625,7 +1625,7 @@
     <w:r>
       <w:tab/>
       <w:tab/>
-      <w:t>2026-09-30</w:t>
+      <w:t>2026-10-01</w:t>
       <w:br/>
       <w:br/>
     </w:r>

--- a/klagomål/A 45855-2024 FSC-klagomål.docx
+++ b/klagomål/A 45855-2024 FSC-klagomål.docx
@@ -1625,7 +1625,7 @@
     <w:r>
       <w:tab/>
       <w:tab/>
-      <w:t>2026-10-01</w:t>
+      <w:t>2026-10-02</w:t>
       <w:br/>
       <w:br/>
     </w:r>

--- a/klagomål/A 45855-2024 FSC-klagomål.docx
+++ b/klagomål/A 45855-2024 FSC-klagomål.docx
@@ -1625,7 +1625,7 @@
     <w:r>
       <w:tab/>
       <w:tab/>
-      <w:t>2026-10-02</w:t>
+      <w:t>2026-10-03</w:t>
       <w:br/>
       <w:br/>
     </w:r>

--- a/klagomål/A 45855-2024 FSC-klagomål.docx
+++ b/klagomål/A 45855-2024 FSC-klagomål.docx
@@ -1625,7 +1625,7 @@
     <w:r>
       <w:tab/>
       <w:tab/>
-      <w:t>2026-10-03</w:t>
+      <w:t>2026-10-04</w:t>
       <w:br/>
       <w:br/>
     </w:r>

--- a/klagomål/A 45855-2024 FSC-klagomål.docx
+++ b/klagomål/A 45855-2024 FSC-klagomål.docx
@@ -1625,7 +1625,7 @@
     <w:r>
       <w:tab/>
       <w:tab/>
-      <w:t>2026-10-04</w:t>
+      <w:t>2026-10-05</w:t>
       <w:br/>
       <w:br/>
     </w:r>

--- a/klagomål/A 45855-2024 FSC-klagomål.docx
+++ b/klagomål/A 45855-2024 FSC-klagomål.docx
@@ -1625,7 +1625,7 @@
     <w:r>
       <w:tab/>
       <w:tab/>
-      <w:t>2026-10-05</w:t>
+      <w:t>2026-10-06</w:t>
       <w:br/>
       <w:br/>
     </w:r>

--- a/klagomål/A 45855-2024 FSC-klagomål.docx
+++ b/klagomål/A 45855-2024 FSC-klagomål.docx
@@ -1625,7 +1625,7 @@
     <w:r>
       <w:tab/>
       <w:tab/>
-      <w:t>2026-10-06</w:t>
+      <w:t>2026-10-07</w:t>
       <w:br/>
       <w:br/>
     </w:r>

--- a/klagomål/A 45855-2024 FSC-klagomål.docx
+++ b/klagomål/A 45855-2024 FSC-klagomål.docx
@@ -1625,7 +1625,7 @@
     <w:r>
       <w:tab/>
       <w:tab/>
-      <w:t>2026-10-07</w:t>
+      <w:t>2026-10-08</w:t>
       <w:br/>
       <w:br/>
     </w:r>

--- a/klagomål/A 45855-2024 FSC-klagomål.docx
+++ b/klagomål/A 45855-2024 FSC-klagomål.docx
@@ -1625,7 +1625,7 @@
     <w:r>
       <w:tab/>
       <w:tab/>
-      <w:t>2026-10-08</w:t>
+      <w:t>2026-10-09</w:t>
       <w:br/>
       <w:br/>
     </w:r>

--- a/klagomål/A 45855-2024 FSC-klagomål.docx
+++ b/klagomål/A 45855-2024 FSC-klagomål.docx
@@ -1625,7 +1625,7 @@
     <w:r>
       <w:tab/>
       <w:tab/>
-      <w:t>2026-10-09</w:t>
+      <w:t>2026-10-10</w:t>
       <w:br/>
       <w:br/>
     </w:r>

--- a/klagomål/A 45855-2024 FSC-klagomål.docx
+++ b/klagomål/A 45855-2024 FSC-klagomål.docx
@@ -1625,7 +1625,7 @@
     <w:r>
       <w:tab/>
       <w:tab/>
-      <w:t>2026-10-10</w:t>
+      <w:t>2026-10-11</w:t>
       <w:br/>
       <w:br/>
     </w:r>

--- a/klagomål/A 45855-2024 FSC-klagomål.docx
+++ b/klagomål/A 45855-2024 FSC-klagomål.docx
@@ -1625,7 +1625,7 @@
     <w:r>
       <w:tab/>
       <w:tab/>
-      <w:t>2026-10-11</w:t>
+      <w:t>2026-10-12</w:t>
       <w:br/>
       <w:br/>
     </w:r>

--- a/klagomål/A 45855-2024 FSC-klagomål.docx
+++ b/klagomål/A 45855-2024 FSC-klagomål.docx
@@ -1625,7 +1625,7 @@
     <w:r>
       <w:tab/>
       <w:tab/>
-      <w:t>2026-10-12</w:t>
+      <w:t>2026-10-13</w:t>
       <w:br/>
       <w:br/>
     </w:r>

--- a/klagomål/A 45855-2024 FSC-klagomål.docx
+++ b/klagomål/A 45855-2024 FSC-klagomål.docx
@@ -1625,7 +1625,7 @@
     <w:r>
       <w:tab/>
       <w:tab/>
-      <w:t>2026-10-13</w:t>
+      <w:t>2026-10-14</w:t>
       <w:br/>
       <w:br/>
     </w:r>

--- a/klagomål/A 45855-2024 FSC-klagomål.docx
+++ b/klagomål/A 45855-2024 FSC-klagomål.docx
@@ -1625,7 +1625,7 @@
     <w:r>
       <w:tab/>
       <w:tab/>
-      <w:t>2026-10-14</w:t>
+      <w:t>2026-10-15</w:t>
       <w:br/>
       <w:br/>
     </w:r>

--- a/klagomål/A 45855-2024 FSC-klagomål.docx
+++ b/klagomål/A 45855-2024 FSC-klagomål.docx
@@ -1625,7 +1625,7 @@
     <w:r>
       <w:tab/>
       <w:tab/>
-      <w:t>2026-10-15</w:t>
+      <w:t>2026-10-16</w:t>
       <w:br/>
       <w:br/>
     </w:r>

--- a/klagomål/A 45855-2024 FSC-klagomål.docx
+++ b/klagomål/A 45855-2024 FSC-klagomål.docx
@@ -1625,7 +1625,7 @@
     <w:r>
       <w:tab/>
       <w:tab/>
-      <w:t>2026-10-16</w:t>
+      <w:t>2026-10-17</w:t>
       <w:br/>
       <w:br/>
     </w:r>

--- a/klagomål/A 45855-2024 FSC-klagomål.docx
+++ b/klagomål/A 45855-2024 FSC-klagomål.docx
@@ -1625,7 +1625,7 @@
     <w:r>
       <w:tab/>
       <w:tab/>
-      <w:t>2026-10-17</w:t>
+      <w:t>2026-10-18</w:t>
       <w:br/>
       <w:br/>
     </w:r>

--- a/klagomål/A 45855-2024 FSC-klagomål.docx
+++ b/klagomål/A 45855-2024 FSC-klagomål.docx
@@ -1625,7 +1625,7 @@
     <w:r>
       <w:tab/>
       <w:tab/>
-      <w:t>2026-10-18</w:t>
+      <w:t>2026-10-19</w:t>
       <w:br/>
       <w:br/>
     </w:r>

--- a/klagomål/A 45855-2024 FSC-klagomål.docx
+++ b/klagomål/A 45855-2024 FSC-klagomål.docx
@@ -1625,7 +1625,7 @@
     <w:r>
       <w:tab/>
       <w:tab/>
-      <w:t>2026-10-19</w:t>
+      <w:t>2026-10-20</w:t>
       <w:br/>
       <w:br/>
     </w:r>

--- a/klagomål/A 45855-2024 FSC-klagomål.docx
+++ b/klagomål/A 45855-2024 FSC-klagomål.docx
@@ -1625,7 +1625,7 @@
     <w:r>
       <w:tab/>
       <w:tab/>
-      <w:t>2026-10-20</w:t>
+      <w:t>2026-10-21</w:t>
       <w:br/>
       <w:br/>
     </w:r>

--- a/klagomål/A 45855-2024 FSC-klagomål.docx
+++ b/klagomål/A 45855-2024 FSC-klagomål.docx
@@ -1625,7 +1625,7 @@
     <w:r>
       <w:tab/>
       <w:tab/>
-      <w:t>2026-10-21</w:t>
+      <w:t>2026-10-22</w:t>
       <w:br/>
       <w:br/>
     </w:r>

--- a/klagomål/A 45855-2024 FSC-klagomål.docx
+++ b/klagomål/A 45855-2024 FSC-klagomål.docx
@@ -1625,7 +1625,7 @@
     <w:r>
       <w:tab/>
       <w:tab/>
-      <w:t>2026-10-22</w:t>
+      <w:t>2026-10-23</w:t>
       <w:br/>
       <w:br/>
     </w:r>

--- a/klagomål/A 45855-2024 FSC-klagomål.docx
+++ b/klagomål/A 45855-2024 FSC-klagomål.docx
@@ -1625,7 +1625,7 @@
     <w:r>
       <w:tab/>
       <w:tab/>
-      <w:t>2026-10-23</w:t>
+      <w:t>2026-10-24</w:t>
       <w:br/>
       <w:br/>
     </w:r>

--- a/klagomål/A 45855-2024 FSC-klagomål.docx
+++ b/klagomål/A 45855-2024 FSC-klagomål.docx
@@ -1625,7 +1625,7 @@
     <w:r>
       <w:tab/>
       <w:tab/>
-      <w:t>2026-10-24</w:t>
+      <w:t>2026-10-25</w:t>
       <w:br/>
       <w:br/>
     </w:r>

--- a/klagomål/A 45855-2024 FSC-klagomål.docx
+++ b/klagomål/A 45855-2024 FSC-klagomål.docx
@@ -1625,7 +1625,7 @@
     <w:r>
       <w:tab/>
       <w:tab/>
-      <w:t>2026-10-25</w:t>
+      <w:t>2026-10-26</w:t>
       <w:br/>
       <w:br/>
     </w:r>

--- a/klagomål/A 45855-2024 FSC-klagomål.docx
+++ b/klagomål/A 45855-2024 FSC-klagomål.docx
@@ -1625,7 +1625,7 @@
     <w:r>
       <w:tab/>
       <w:tab/>
-      <w:t>2026-10-26</w:t>
+      <w:t>2026-10-27</w:t>
       <w:br/>
       <w:br/>
     </w:r>

--- a/klagomål/A 45855-2024 FSC-klagomål.docx
+++ b/klagomål/A 45855-2024 FSC-klagomål.docx
@@ -1625,7 +1625,7 @@
     <w:r>
       <w:tab/>
       <w:tab/>
-      <w:t>2026-10-27</w:t>
+      <w:t>2026-10-28</w:t>
       <w:br/>
       <w:br/>
     </w:r>

--- a/klagomål/A 45855-2024 FSC-klagomål.docx
+++ b/klagomål/A 45855-2024 FSC-klagomål.docx
@@ -1625,7 +1625,7 @@
     <w:r>
       <w:tab/>
       <w:tab/>
-      <w:t>2026-10-28</w:t>
+      <w:t>2026-10-29</w:t>
       <w:br/>
       <w:br/>
     </w:r>

--- a/klagomål/A 45855-2024 FSC-klagomål.docx
+++ b/klagomål/A 45855-2024 FSC-klagomål.docx
@@ -1625,7 +1625,7 @@
     <w:r>
       <w:tab/>
       <w:tab/>
-      <w:t>2026-10-29</w:t>
+      <w:t>2026-10-31</w:t>
       <w:br/>
       <w:br/>
     </w:r>
